--- a/docassemble/ParentingTimeSchedule/data/templates/ilao_parenting_time_instructions.docx
+++ b/docassemble/ParentingTimeSchedule/data/templates/ilao_parenting_time_instructions.docx
@@ -55,25 +55,7 @@
           <w:sz w:val="24"/>
           <w:szCs w:val="24"/>
         </w:rPr>
-        <w:t>E-</w:t>
-      </w:r>
-      <w:proofErr w:type="gramStart"/>
-      <w:r>
-        <w:rPr>
-          <w:rFonts w:ascii="Muli" w:hAnsi="Muli" w:cs="Arial"/>
-          <w:sz w:val="24"/>
-          <w:szCs w:val="24"/>
-        </w:rPr>
-        <w:t>filing</w:t>
-      </w:r>
-      <w:proofErr w:type="gramEnd"/>
-      <w:r>
-        <w:rPr>
-          <w:rFonts w:ascii="Muli" w:hAnsi="Muli" w:cs="Arial"/>
-          <w:sz w:val="24"/>
-          <w:szCs w:val="24"/>
-        </w:rPr>
-        <w:t xml:space="preserve"> </w:t>
+        <w:t xml:space="preserve">E-filing </w:t>
       </w:r>
       <w:r>
         <w:rPr>
@@ -323,45 +305,105 @@
           <w:sz w:val="24"/>
           <w:szCs w:val="24"/>
         </w:rPr>
-        <w:t xml:space="preserve">to </w:t>
-      </w:r>
-      <w:r>
-        <w:rPr>
-          <w:rFonts w:ascii="Muli" w:hAnsi="Muli" w:cs="Arial"/>
-          <w:b/>
-          <w:i/>
-          <w:sz w:val="24"/>
-          <w:szCs w:val="24"/>
-        </w:rPr>
-        <w:t xml:space="preserve">{modify or specify} Parenting </w:t>
-      </w:r>
-      <w:proofErr w:type="gramStart"/>
-      <w:r>
-        <w:rPr>
-          <w:rFonts w:ascii="Muli" w:hAnsi="Muli" w:cs="Arial"/>
-          <w:b/>
-          <w:i/>
-          <w:sz w:val="24"/>
-          <w:szCs w:val="24"/>
-        </w:rPr>
-        <w:t>Time</w:t>
-      </w:r>
-      <w:r>
-        <w:rPr>
-          <w:rFonts w:ascii="Muli" w:hAnsi="Muli" w:cs="Arial"/>
-          <w:sz w:val="24"/>
-          <w:szCs w:val="24"/>
-        </w:rPr>
-        <w:t>, and</w:t>
-      </w:r>
-      <w:proofErr w:type="gramEnd"/>
-      <w:r>
-        <w:rPr>
-          <w:rFonts w:ascii="Muli" w:hAnsi="Muli" w:cs="Arial"/>
+        <w:t>t</w:t>
+      </w:r>
+      <w:r>
+        <w:rPr>
+          <w:rFonts w:ascii="Muli" w:hAnsi="Muli" w:cs="Arial"/>
+          <w:b/>
+          <w:i/>
+          <w:sz w:val="24"/>
+          <w:szCs w:val="24"/>
+        </w:rPr>
+        <w:t>o</w:t>
+      </w:r>
+      <w:r>
+        <w:rPr>
+          <w:rFonts w:ascii="Muli" w:hAnsi="Muli" w:cs="Arial"/>
+          <w:b/>
+          <w:i/>
           <w:sz w:val="24"/>
           <w:szCs w:val="24"/>
         </w:rPr>
         <w:t xml:space="preserve"> </w:t>
+      </w:r>
+      <w:r>
+        <w:rPr>
+          <w:rFonts w:ascii="Arial" w:hAnsi="Arial" w:cs="Arial"/>
+          <w:b/>
+          <w:bCs/>
+        </w:rPr>
+        <w:t xml:space="preserve">{% if </w:t>
+      </w:r>
+      <w:proofErr w:type="spellStart"/>
+      <w:r>
+        <w:rPr>
+          <w:rFonts w:ascii="Arial" w:hAnsi="Arial" w:cs="Arial"/>
+          <w:b/>
+          <w:bCs/>
+        </w:rPr>
+        <w:t>have_set_schedule</w:t>
+      </w:r>
+      <w:proofErr w:type="spellEnd"/>
+      <w:r>
+        <w:rPr>
+          <w:rFonts w:ascii="Arial" w:hAnsi="Arial" w:cs="Arial"/>
+          <w:b/>
+          <w:bCs/>
+        </w:rPr>
+        <w:t xml:space="preserve"> %}</w:t>
+      </w:r>
+      <w:r>
+        <w:rPr>
+          <w:rFonts w:ascii="Arial" w:hAnsi="Arial" w:cs="Arial"/>
+          <w:b/>
+          <w:bCs/>
+        </w:rPr>
+        <w:t>modify</w:t>
+      </w:r>
+      <w:r>
+        <w:rPr>
+          <w:rFonts w:ascii="Arial" w:hAnsi="Arial" w:cs="Arial"/>
+          <w:b/>
+          <w:bCs/>
+        </w:rPr>
+        <w:t>{% else %}</w:t>
+      </w:r>
+      <w:r>
+        <w:rPr>
+          <w:rFonts w:ascii="Muli" w:hAnsi="Muli" w:cs="Arial"/>
+          <w:b/>
+          <w:i/>
+          <w:sz w:val="24"/>
+          <w:szCs w:val="24"/>
+        </w:rPr>
+        <w:t>specify</w:t>
+      </w:r>
+      <w:r>
+        <w:rPr>
+          <w:rFonts w:ascii="Arial" w:hAnsi="Arial" w:cs="Arial"/>
+          <w:b/>
+          <w:bCs/>
+        </w:rPr>
+        <w:t>{% endif %}</w:t>
+      </w:r>
+      <w:r>
+        <w:rPr>
+          <w:rFonts w:ascii="Muli" w:hAnsi="Muli" w:cs="Arial"/>
+          <w:b/>
+          <w:i/>
+          <w:sz w:val="24"/>
+          <w:szCs w:val="24"/>
+        </w:rPr>
+        <w:t xml:space="preserve"> Parenting Time</w:t>
+      </w:r>
+      <w:r>
+        <w:rPr>
+          <w:rFonts w:ascii="Muli" w:hAnsi="Muli" w:cs="Arial"/>
+          <w:sz w:val="24"/>
+          <w:szCs w:val="24"/>
+        </w:rPr>
+        <w:t xml:space="preserve">, and </w:t>
       </w:r>
       <w:r>
         <w:rPr>
@@ -472,25 +514,7 @@
           <w:sz w:val="24"/>
           <w:szCs w:val="24"/>
         </w:rPr>
-        <w:t xml:space="preserve">If you </w:t>
-      </w:r>
-      <w:proofErr w:type="gramStart"/>
-      <w:r>
-        <w:rPr>
-          <w:rFonts w:ascii="Muli" w:hAnsi="Muli" w:cs="Arial"/>
-          <w:sz w:val="24"/>
-          <w:szCs w:val="24"/>
-        </w:rPr>
-        <w:t>did</w:t>
-      </w:r>
-      <w:proofErr w:type="gramEnd"/>
-      <w:r>
-        <w:rPr>
-          <w:rFonts w:ascii="Muli" w:hAnsi="Muli" w:cs="Arial"/>
-          <w:sz w:val="24"/>
-          <w:szCs w:val="24"/>
-        </w:rPr>
-        <w:t xml:space="preserve"> not add your e-signature, s</w:t>
+        <w:t>If you did not add your e-signature, s</w:t>
       </w:r>
       <w:r>
         <w:rPr>
@@ -532,25 +556,7 @@
           <w:sz w:val="24"/>
           <w:szCs w:val="24"/>
         </w:rPr>
-        <w:t xml:space="preserve">Make a copy to </w:t>
-      </w:r>
-      <w:proofErr w:type="gramStart"/>
-      <w:r>
-        <w:rPr>
-          <w:rFonts w:ascii="Muli" w:hAnsi="Muli" w:cs="Arial"/>
-          <w:sz w:val="24"/>
-          <w:szCs w:val="24"/>
-        </w:rPr>
-        <w:t>keep for</w:t>
-      </w:r>
-      <w:proofErr w:type="gramEnd"/>
-      <w:r>
-        <w:rPr>
-          <w:rFonts w:ascii="Muli" w:hAnsi="Muli" w:cs="Arial"/>
-          <w:sz w:val="24"/>
-          <w:szCs w:val="24"/>
-        </w:rPr>
-        <w:t xml:space="preserve"> your own records.</w:t>
+        <w:t>Make a copy to keep for your own records.</w:t>
       </w:r>
       <w:r>
         <w:rPr>
@@ -759,17 +765,29 @@
           <w:sz w:val="24"/>
           <w:szCs w:val="24"/>
         </w:rPr>
-        <w:t xml:space="preserve">Motion to </w:t>
-      </w:r>
-      <w:r>
-        <w:rPr>
-          <w:rFonts w:ascii="Muli" w:hAnsi="Muli" w:cs="Arial"/>
-          <w:b/>
-          <w:i/>
-          <w:sz w:val="24"/>
-          <w:szCs w:val="24"/>
-        </w:rPr>
-        <w:t>{modify or specify} Parenting Time</w:t>
+        <w:t xml:space="preserve">Motion to {% if </w:t>
+      </w:r>
+      <w:proofErr w:type="spellStart"/>
+      <w:r>
+        <w:rPr>
+          <w:rFonts w:ascii="Muli" w:hAnsi="Muli" w:cs="Arial"/>
+          <w:b/>
+          <w:i/>
+          <w:sz w:val="24"/>
+          <w:szCs w:val="24"/>
+        </w:rPr>
+        <w:t>have_set_schedule</w:t>
+      </w:r>
+      <w:proofErr w:type="spellEnd"/>
+      <w:r>
+        <w:rPr>
+          <w:rFonts w:ascii="Muli" w:hAnsi="Muli" w:cs="Arial"/>
+          <w:b/>
+          <w:i/>
+          <w:sz w:val="24"/>
+          <w:szCs w:val="24"/>
+        </w:rPr>
+        <w:t xml:space="preserve"> %}modify{% else %}specify{% endif %} Parenting Time</w:t>
       </w:r>
       <w:r>
         <w:rPr>
@@ -884,17 +902,29 @@
           <w:sz w:val="24"/>
           <w:szCs w:val="24"/>
         </w:rPr>
-        <w:t xml:space="preserve">Motion to </w:t>
-      </w:r>
-      <w:r>
-        <w:rPr>
-          <w:rFonts w:ascii="Muli" w:hAnsi="Muli" w:cs="Arial"/>
-          <w:b/>
-          <w:i/>
-          <w:sz w:val="24"/>
-          <w:szCs w:val="24"/>
-        </w:rPr>
-        <w:t>{modify or specify} Parenting Time</w:t>
+        <w:t xml:space="preserve">Motion to {% if </w:t>
+      </w:r>
+      <w:proofErr w:type="spellStart"/>
+      <w:r>
+        <w:rPr>
+          <w:rFonts w:ascii="Muli" w:hAnsi="Muli" w:cs="Arial"/>
+          <w:b/>
+          <w:i/>
+          <w:sz w:val="24"/>
+          <w:szCs w:val="24"/>
+        </w:rPr>
+        <w:t>have_set_schedule</w:t>
+      </w:r>
+      <w:proofErr w:type="spellEnd"/>
+      <w:r>
+        <w:rPr>
+          <w:rFonts w:ascii="Muli" w:hAnsi="Muli" w:cs="Arial"/>
+          <w:b/>
+          <w:i/>
+          <w:sz w:val="24"/>
+          <w:szCs w:val="24"/>
+        </w:rPr>
+        <w:t xml:space="preserve"> %}modify{% else %}specify{% endif %} Parenting Time</w:t>
       </w:r>
       <w:r>
         <w:rPr>
@@ -1022,25 +1052,7 @@
           <w:sz w:val="24"/>
           <w:szCs w:val="24"/>
         </w:rPr>
-        <w:t xml:space="preserve">he clerk </w:t>
-      </w:r>
-      <w:proofErr w:type="gramStart"/>
-      <w:r>
-        <w:rPr>
-          <w:rFonts w:ascii="Muli" w:hAnsi="Muli" w:cs="Arial"/>
-          <w:sz w:val="24"/>
-          <w:szCs w:val="24"/>
-        </w:rPr>
-        <w:t>will file</w:t>
-      </w:r>
-      <w:proofErr w:type="gramEnd"/>
-      <w:r>
-        <w:rPr>
-          <w:rFonts w:ascii="Muli" w:hAnsi="Muli" w:cs="Arial"/>
-          <w:sz w:val="24"/>
-          <w:szCs w:val="24"/>
-        </w:rPr>
-        <w:t xml:space="preserve"> stamp </w:t>
+        <w:t xml:space="preserve">he clerk will file stamp </w:t>
       </w:r>
       <w:r>
         <w:rPr>
@@ -1454,43 +1466,7 @@
           <w:sz w:val="24"/>
           <w:szCs w:val="24"/>
         </w:rPr>
-        <w:t xml:space="preserve">by certified </w:t>
-      </w:r>
-      <w:proofErr w:type="gramStart"/>
-      <w:r>
-        <w:rPr>
-          <w:rFonts w:ascii="Muli" w:hAnsi="Muli" w:cs="Arial"/>
-          <w:sz w:val="24"/>
-          <w:szCs w:val="24"/>
-        </w:rPr>
-        <w:t>mail</w:t>
-      </w:r>
-      <w:proofErr w:type="gramEnd"/>
-      <w:r>
-        <w:rPr>
-          <w:rFonts w:ascii="Muli" w:hAnsi="Muli" w:cs="Arial"/>
-          <w:sz w:val="24"/>
-          <w:szCs w:val="24"/>
-        </w:rPr>
-        <w:t xml:space="preserve"> so you </w:t>
-      </w:r>
-      <w:proofErr w:type="gramStart"/>
-      <w:r>
-        <w:rPr>
-          <w:rFonts w:ascii="Muli" w:hAnsi="Muli" w:cs="Arial"/>
-          <w:sz w:val="24"/>
-          <w:szCs w:val="24"/>
-        </w:rPr>
-        <w:t>have</w:t>
-      </w:r>
-      <w:proofErr w:type="gramEnd"/>
-      <w:r>
-        <w:rPr>
-          <w:rFonts w:ascii="Muli" w:hAnsi="Muli" w:cs="Arial"/>
-          <w:sz w:val="24"/>
-          <w:szCs w:val="24"/>
-        </w:rPr>
-        <w:t xml:space="preserve"> </w:t>
+        <w:t xml:space="preserve">by certified mail so you have </w:t>
       </w:r>
       <w:r>
         <w:rPr>
@@ -1548,17 +1524,29 @@
           <w:sz w:val="24"/>
           <w:szCs w:val="24"/>
         </w:rPr>
-        <w:t xml:space="preserve">Motion to </w:t>
-      </w:r>
-      <w:r>
-        <w:rPr>
-          <w:rFonts w:ascii="Muli" w:hAnsi="Muli" w:cs="Arial"/>
-          <w:b/>
-          <w:i/>
-          <w:sz w:val="24"/>
-          <w:szCs w:val="24"/>
-        </w:rPr>
-        <w:t>{modify or specify} Parenting Time</w:t>
+        <w:t xml:space="preserve">Motion to {% if </w:t>
+      </w:r>
+      <w:proofErr w:type="spellStart"/>
+      <w:r>
+        <w:rPr>
+          <w:rFonts w:ascii="Muli" w:hAnsi="Muli" w:cs="Arial"/>
+          <w:b/>
+          <w:i/>
+          <w:sz w:val="24"/>
+          <w:szCs w:val="24"/>
+        </w:rPr>
+        <w:t>have_set_schedule</w:t>
+      </w:r>
+      <w:proofErr w:type="spellEnd"/>
+      <w:r>
+        <w:rPr>
+          <w:rFonts w:ascii="Muli" w:hAnsi="Muli" w:cs="Arial"/>
+          <w:b/>
+          <w:i/>
+          <w:sz w:val="24"/>
+          <w:szCs w:val="24"/>
+        </w:rPr>
+        <w:t xml:space="preserve"> %}modify{% else %}specify{% endif %} Parenting Time</w:t>
       </w:r>
       <w:r>
         <w:rPr>
@@ -1840,17 +1828,29 @@
           <w:sz w:val="24"/>
           <w:szCs w:val="24"/>
         </w:rPr>
-        <w:t xml:space="preserve">Motion to </w:t>
-      </w:r>
-      <w:r>
-        <w:rPr>
-          <w:rFonts w:ascii="Muli" w:hAnsi="Muli" w:cs="Arial"/>
-          <w:b/>
-          <w:i/>
-          <w:sz w:val="24"/>
-          <w:szCs w:val="24"/>
-        </w:rPr>
-        <w:t>{modify or specify} Parenting Time</w:t>
+        <w:t xml:space="preserve">Motion to {% if </w:t>
+      </w:r>
+      <w:proofErr w:type="spellStart"/>
+      <w:r>
+        <w:rPr>
+          <w:rFonts w:ascii="Muli" w:hAnsi="Muli" w:cs="Arial"/>
+          <w:b/>
+          <w:i/>
+          <w:sz w:val="24"/>
+          <w:szCs w:val="24"/>
+        </w:rPr>
+        <w:t>have_set_schedule</w:t>
+      </w:r>
+      <w:proofErr w:type="spellEnd"/>
+      <w:r>
+        <w:rPr>
+          <w:rFonts w:ascii="Muli" w:hAnsi="Muli" w:cs="Arial"/>
+          <w:b/>
+          <w:i/>
+          <w:sz w:val="24"/>
+          <w:szCs w:val="24"/>
+        </w:rPr>
+        <w:t xml:space="preserve"> %}modify{% else %}specify{% endif %} Parenting Time</w:t>
       </w:r>
       <w:r>
         <w:rPr>
@@ -1978,7 +1978,39 @@
           <w:sz w:val="24"/>
           <w:szCs w:val="24"/>
         </w:rPr>
-        <w:t>{modify or specify} Parenting Time</w:t>
+        <w:t xml:space="preserve">{% if </w:t>
+      </w:r>
+      <w:proofErr w:type="spellStart"/>
+      <w:r>
+        <w:rPr>
+          <w:rFonts w:ascii="Muli" w:hAnsi="Muli" w:cs="Arial"/>
+          <w:b/>
+          <w:i/>
+          <w:sz w:val="24"/>
+          <w:szCs w:val="24"/>
+        </w:rPr>
+        <w:t>have_set_schedule</w:t>
+      </w:r>
+      <w:proofErr w:type="spellEnd"/>
+      <w:r>
+        <w:rPr>
+          <w:rFonts w:ascii="Muli" w:hAnsi="Muli" w:cs="Arial"/>
+          <w:b/>
+          <w:i/>
+          <w:sz w:val="24"/>
+          <w:szCs w:val="24"/>
+        </w:rPr>
+        <w:t xml:space="preserve"> %}modify{% else %}specify{% endif %}</w:t>
+      </w:r>
+      <w:r>
+        <w:rPr>
+          <w:rFonts w:ascii="Muli" w:hAnsi="Muli" w:cs="Arial"/>
+          <w:b/>
+          <w:i/>
+          <w:sz w:val="24"/>
+          <w:szCs w:val="24"/>
+        </w:rPr>
+        <w:t xml:space="preserve"> Parenting Time</w:t>
       </w:r>
       <w:r>
         <w:rPr>

--- a/docassemble/ParentingTimeSchedule/data/templates/ilao_parenting_time_instructions.docx
+++ b/docassemble/ParentingTimeSchedule/data/templates/ilao_parenting_time_instructions.docx
@@ -281,7 +281,6 @@
         <w:rPr>
           <w:rFonts w:ascii="Muli" w:hAnsi="Muli" w:cs="Arial"/>
           <w:b/>
-          <w:i/>
           <w:sz w:val="24"/>
           <w:szCs w:val="24"/>
         </w:rPr>
@@ -291,7 +290,6 @@
         <w:rPr>
           <w:rFonts w:ascii="Muli" w:hAnsi="Muli" w:cs="Arial"/>
           <w:b/>
-          <w:i/>
           <w:sz w:val="24"/>
           <w:szCs w:val="24"/>
         </w:rPr>
@@ -301,7 +299,6 @@
         <w:rPr>
           <w:rFonts w:ascii="Muli" w:hAnsi="Muli" w:cs="Arial"/>
           <w:b/>
-          <w:i/>
           <w:sz w:val="24"/>
           <w:szCs w:val="24"/>
         </w:rPr>
@@ -311,7 +308,6 @@
         <w:rPr>
           <w:rFonts w:ascii="Muli" w:hAnsi="Muli" w:cs="Arial"/>
           <w:b/>
-          <w:i/>
           <w:sz w:val="24"/>
           <w:szCs w:val="24"/>
         </w:rPr>
@@ -321,7 +317,6 @@
         <w:rPr>
           <w:rFonts w:ascii="Muli" w:hAnsi="Muli" w:cs="Arial"/>
           <w:b/>
-          <w:i/>
           <w:sz w:val="24"/>
           <w:szCs w:val="24"/>
         </w:rPr>
@@ -373,7 +368,6 @@
         <w:rPr>
           <w:rFonts w:ascii="Muli" w:hAnsi="Muli" w:cs="Arial"/>
           <w:b/>
-          <w:i/>
           <w:sz w:val="24"/>
           <w:szCs w:val="24"/>
         </w:rPr>
@@ -391,7 +385,6 @@
         <w:rPr>
           <w:rFonts w:ascii="Muli" w:hAnsi="Muli" w:cs="Arial"/>
           <w:b/>
-          <w:i/>
           <w:sz w:val="24"/>
           <w:szCs w:val="24"/>
         </w:rPr>
@@ -761,7 +754,6 @@
         <w:rPr>
           <w:rFonts w:ascii="Muli" w:hAnsi="Muli" w:cs="Arial"/>
           <w:b/>
-          <w:i/>
           <w:sz w:val="24"/>
           <w:szCs w:val="24"/>
         </w:rPr>
@@ -772,7 +764,6 @@
         <w:rPr>
           <w:rFonts w:ascii="Muli" w:hAnsi="Muli" w:cs="Arial"/>
           <w:b/>
-          <w:i/>
           <w:sz w:val="24"/>
           <w:szCs w:val="24"/>
         </w:rPr>
@@ -783,7 +774,6 @@
         <w:rPr>
           <w:rFonts w:ascii="Muli" w:hAnsi="Muli" w:cs="Arial"/>
           <w:b/>
-          <w:i/>
           <w:sz w:val="24"/>
           <w:szCs w:val="24"/>
         </w:rPr>
@@ -898,7 +888,6 @@
         <w:rPr>
           <w:rFonts w:ascii="Muli" w:hAnsi="Muli" w:cs="Arial"/>
           <w:b/>
-          <w:i/>
           <w:sz w:val="24"/>
           <w:szCs w:val="24"/>
         </w:rPr>
@@ -909,7 +898,6 @@
         <w:rPr>
           <w:rFonts w:ascii="Muli" w:hAnsi="Muli" w:cs="Arial"/>
           <w:b/>
-          <w:i/>
           <w:sz w:val="24"/>
           <w:szCs w:val="24"/>
         </w:rPr>
@@ -920,7 +908,6 @@
         <w:rPr>
           <w:rFonts w:ascii="Muli" w:hAnsi="Muli" w:cs="Arial"/>
           <w:b/>
-          <w:i/>
           <w:sz w:val="24"/>
           <w:szCs w:val="24"/>
         </w:rPr>
@@ -1520,7 +1507,6 @@
         <w:rPr>
           <w:rFonts w:ascii="Muli" w:hAnsi="Muli" w:cs="Arial"/>
           <w:b/>
-          <w:i/>
           <w:sz w:val="24"/>
           <w:szCs w:val="24"/>
         </w:rPr>
@@ -1531,7 +1517,6 @@
         <w:rPr>
           <w:rFonts w:ascii="Muli" w:hAnsi="Muli" w:cs="Arial"/>
           <w:b/>
-          <w:i/>
           <w:sz w:val="24"/>
           <w:szCs w:val="24"/>
         </w:rPr>
@@ -1542,7 +1527,6 @@
         <w:rPr>
           <w:rFonts w:ascii="Muli" w:hAnsi="Muli" w:cs="Arial"/>
           <w:b/>
-          <w:i/>
           <w:sz w:val="24"/>
           <w:szCs w:val="24"/>
         </w:rPr>
@@ -1824,7 +1808,6 @@
         <w:rPr>
           <w:rFonts w:ascii="Muli" w:hAnsi="Muli" w:cs="Arial"/>
           <w:b/>
-          <w:i/>
           <w:sz w:val="24"/>
           <w:szCs w:val="24"/>
         </w:rPr>
@@ -1835,7 +1818,6 @@
         <w:rPr>
           <w:rFonts w:ascii="Muli" w:hAnsi="Muli" w:cs="Arial"/>
           <w:b/>
-          <w:i/>
           <w:sz w:val="24"/>
           <w:szCs w:val="24"/>
         </w:rPr>
@@ -1846,7 +1828,6 @@
         <w:rPr>
           <w:rFonts w:ascii="Muli" w:hAnsi="Muli" w:cs="Arial"/>
           <w:b/>
-          <w:i/>
           <w:sz w:val="24"/>
           <w:szCs w:val="24"/>
         </w:rPr>
